--- a/public/preview/template-backup.docx
+++ b/public/preview/template-backup.docx
@@ -40,7 +40,7 @@
     <w:tbl>
       <w:tblPr>
         <w:tblStyle w:val="PlainTable1"/>
-        <w:tblW w:w="10705" w:type="dxa"/>
+        <w:tblW w:w="9895" w:type="dxa"/>
         <w:tblBorders>
           <w:top w:val="single" w:sz="4" w:space="0" w:color="auto"/>
           <w:left w:val="single" w:sz="4" w:space="0" w:color="auto"/>
@@ -53,24 +53,27 @@
       </w:tblPr>
       <w:tblGrid>
         <w:gridCol w:w="1530"/>
-        <w:gridCol w:w="3960"/>
-        <w:gridCol w:w="1710"/>
-        <w:gridCol w:w="3505"/>
+        <w:gridCol w:w="5125"/>
+        <w:gridCol w:w="1080"/>
+        <w:gridCol w:w="2160"/>
       </w:tblGrid>
       <w:tr>
         <w:trPr>
           <w:gridAfter w:val="2"/>
           <w:cnfStyle w:val="100000000000" w:firstRow="1" w:lastRow="0" w:firstColumn="0" w:lastColumn="0" w:oddVBand="0" w:evenVBand="0" w:oddHBand="0" w:evenHBand="0" w:firstRowFirstColumn="0" w:firstRowLastColumn="0" w:lastRowFirstColumn="0" w:lastRowLastColumn="0"/>
-          <w:wAfter w:w="5215" w:type="dxa"/>
+          <w:wAfter w:w="3240" w:type="dxa"/>
           <w:trHeight w:val="368"/>
         </w:trPr>
         <w:tc>
           <w:tcPr>
             <w:cnfStyle w:val="001000000000" w:firstRow="0" w:lastRow="0" w:firstColumn="1" w:lastColumn="0" w:oddVBand="0" w:evenVBand="0" w:oddHBand="0" w:evenHBand="0" w:firstRowFirstColumn="0" w:firstRowLastColumn="0" w:lastRowFirstColumn="0" w:lastRowLastColumn="0"/>
-            <w:tcW w:w="5490" w:type="dxa"/>
+            <w:tcW w:w="6655" w:type="dxa"/>
             <w:gridSpan w:val="2"/>
             <w:tcBorders>
-              <w:bottom w:val="nil"/>
+              <w:top w:val="nil"/>
+              <w:left w:val="nil"/>
+              <w:bottom w:val="nil"/>
+              <w:right w:val="nil"/>
             </w:tcBorders>
             <w:shd w:val="clear" w:color="auto" w:fill="2F5496" w:themeFill="accent1" w:themeFillShade="BF"/>
             <w:vAlign w:val="center"/>
@@ -116,6 +119,7 @@
       <w:tr>
         <w:trPr>
           <w:cnfStyle w:val="000000100000" w:firstRow="0" w:lastRow="0" w:firstColumn="0" w:lastColumn="0" w:oddVBand="0" w:evenVBand="0" w:oddHBand="1" w:evenHBand="0" w:firstRowFirstColumn="0" w:firstRowLastColumn="0" w:lastRowFirstColumn="0" w:lastRowLastColumn="0"/>
+          <w:trHeight w:val="198"/>
         </w:trPr>
         <w:tc>
           <w:tcPr>
@@ -144,65 +148,34 @@
                 <w:b w:val="0"/>
                 <w:bCs w:val="0"/>
               </w:rPr>
-              <w:t>Name</w:t>
-            </w:r>
-            <w:r>
-              <w:rPr>
-                <w:rFonts w:cstheme="minorHAnsi"/>
-                <w:b w:val="0"/>
-                <w:bCs w:val="0"/>
-              </w:rPr>
-              <w:t>:</w:t>
-            </w:r>
-          </w:p>
-        </w:tc>
-        <w:tc>
-          <w:tcPr>
-            <w:tcW w:w="3960" w:type="dxa"/>
-            <w:tcBorders>
-              <w:top w:val="nil"/>
-              <w:left w:val="nil"/>
-              <w:bottom w:val="nil"/>
-              <w:right w:val="nil"/>
-            </w:tcBorders>
-            <w:shd w:val="clear" w:color="auto" w:fill="FFFFFF" w:themeFill="background1"/>
-          </w:tcPr>
-          <w:p>
-            <w:pPr>
-              <w:tabs>
-                <w:tab w:val="left" w:pos="2580"/>
-              </w:tabs>
+              <w:t xml:space="preserve">Name: </w:t>
+            </w:r>
+          </w:p>
+        </w:tc>
+        <w:tc>
+          <w:tcPr>
+            <w:tcW w:w="5125" w:type="dxa"/>
+            <w:tcBorders>
+              <w:top w:val="nil"/>
+              <w:left w:val="nil"/>
+              <w:bottom w:val="nil"/>
+              <w:right w:val="nil"/>
+            </w:tcBorders>
+            <w:shd w:val="clear" w:color="auto" w:fill="FFFFFF" w:themeFill="background1"/>
+          </w:tcPr>
+          <w:p>
+            <w:pPr>
               <w:spacing w:before="20" w:after="20"/>
               <w:cnfStyle w:val="000000100000" w:firstRow="0" w:lastRow="0" w:firstColumn="0" w:lastColumn="0" w:oddVBand="0" w:evenVBand="0" w:oddHBand="1" w:evenHBand="0" w:firstRowFirstColumn="0" w:firstRowLastColumn="0" w:lastRowFirstColumn="0" w:lastRowLastColumn="0"/>
               <w:rPr>
                 <w:rFonts w:cstheme="minorHAnsi"/>
               </w:rPr>
             </w:pPr>
-            <w:r>
-              <w:rPr>
-                <w:rFonts w:cstheme="minorHAnsi"/>
-              </w:rPr>
-              <w:t>{</w:t>
-            </w:r>
-            <w:proofErr w:type="spellStart"/>
-            <w:r>
-              <w:rPr>
-                <w:rFonts w:cstheme="minorHAnsi"/>
-              </w:rPr>
-              <w:t>partnerName</w:t>
-            </w:r>
-            <w:proofErr w:type="spellEnd"/>
-            <w:r>
-              <w:rPr>
-                <w:rFonts w:cstheme="minorHAnsi"/>
-              </w:rPr>
-              <w:t>}</w:t>
-            </w:r>
-          </w:p>
-        </w:tc>
-        <w:tc>
-          <w:tcPr>
-            <w:tcW w:w="1710" w:type="dxa"/>
+          </w:p>
+        </w:tc>
+        <w:tc>
+          <w:tcPr>
+            <w:tcW w:w="1080" w:type="dxa"/>
             <w:tcBorders>
               <w:top w:val="nil"/>
               <w:left w:val="nil"/>
@@ -227,21 +200,13 @@
                 <w:b/>
                 <w:bCs/>
               </w:rPr>
-              <w:t xml:space="preserve">              </w:t>
-            </w:r>
-            <w:r>
-              <w:rPr>
-                <w:rFonts w:cstheme="minorHAnsi"/>
-                <w:b/>
-                <w:bCs/>
-              </w:rPr>
               <w:t>DATE</w:t>
             </w:r>
           </w:p>
         </w:tc>
         <w:tc>
           <w:tcPr>
-            <w:tcW w:w="3505" w:type="dxa"/>
+            <w:tcW w:w="2160" w:type="dxa"/>
             <w:tcBorders>
               <w:top w:val="nil"/>
               <w:left w:val="nil"/>
@@ -262,28 +227,14 @@
               <w:rPr>
                 <w:rFonts w:cstheme="minorHAnsi"/>
               </w:rPr>
-              <w:t>{</w:t>
-            </w:r>
-            <w:proofErr w:type="spellStart"/>
-            <w:r>
-              <w:rPr>
-                <w:rFonts w:cstheme="minorHAnsi"/>
-              </w:rPr>
-              <w:t>invoiceDate</w:t>
-            </w:r>
-            <w:proofErr w:type="spellEnd"/>
-            <w:r>
-              <w:rPr>
-                <w:rFonts w:cstheme="minorHAnsi"/>
-              </w:rPr>
-              <w:t>}</w:t>
+              <w:t>DD/MM/YYYY</w:t>
             </w:r>
           </w:p>
         </w:tc>
       </w:tr>
       <w:tr>
         <w:trPr>
-          <w:trHeight w:val="80"/>
+          <w:trHeight w:val="180"/>
         </w:trPr>
         <w:tc>
           <w:tcPr>
@@ -320,13 +271,13 @@
                 <w:b w:val="0"/>
                 <w:bCs w:val="0"/>
               </w:rPr>
-              <w:t>:</w:t>
-            </w:r>
-          </w:p>
-        </w:tc>
-        <w:tc>
-          <w:tcPr>
-            <w:tcW w:w="3960" w:type="dxa"/>
+              <w:t xml:space="preserve">: </w:t>
+            </w:r>
+          </w:p>
+        </w:tc>
+        <w:tc>
+          <w:tcPr>
+            <w:tcW w:w="5125" w:type="dxa"/>
             <w:tcBorders>
               <w:top w:val="nil"/>
               <w:left w:val="nil"/>
@@ -345,31 +296,11 @@
                 <w:bCs/>
               </w:rPr>
             </w:pPr>
-            <w:r>
-              <w:rPr>
-                <w:rFonts w:cstheme="minorHAnsi"/>
-              </w:rPr>
-              <w:t>{</w:t>
-            </w:r>
-            <w:proofErr w:type="spellStart"/>
-            <w:r>
-              <w:rPr>
-                <w:rFonts w:cstheme="minorHAnsi"/>
-              </w:rPr>
-              <w:t>partnerAddress</w:t>
-            </w:r>
-            <w:proofErr w:type="spellEnd"/>
-            <w:r>
-              <w:rPr>
-                <w:rFonts w:cstheme="minorHAnsi"/>
-              </w:rPr>
-              <w:t>}</w:t>
-            </w:r>
-          </w:p>
-        </w:tc>
-        <w:tc>
-          <w:tcPr>
-            <w:tcW w:w="1710" w:type="dxa"/>
+          </w:p>
+        </w:tc>
+        <w:tc>
+          <w:tcPr>
+            <w:tcW w:w="1080" w:type="dxa"/>
             <w:tcBorders>
               <w:top w:val="nil"/>
               <w:left w:val="nil"/>
@@ -394,21 +325,13 @@
                 <w:b/>
                 <w:bCs/>
               </w:rPr>
-              <w:t xml:space="preserve">              </w:t>
-            </w:r>
-            <w:r>
-              <w:rPr>
-                <w:rFonts w:cstheme="minorHAnsi"/>
-                <w:b/>
-                <w:bCs/>
-              </w:rPr>
               <w:t>INVOICE</w:t>
             </w:r>
           </w:p>
         </w:tc>
         <w:tc>
           <w:tcPr>
-            <w:tcW w:w="3505" w:type="dxa"/>
+            <w:tcW w:w="2160" w:type="dxa"/>
             <w:tcBorders>
               <w:top w:val="nil"/>
               <w:left w:val="nil"/>
@@ -429,21 +352,7 @@
               <w:rPr>
                 <w:rFonts w:cstheme="minorHAnsi"/>
               </w:rPr>
-              <w:t>{</w:t>
-            </w:r>
-            <w:proofErr w:type="spellStart"/>
-            <w:r>
-              <w:rPr>
-                <w:rFonts w:cstheme="minorHAnsi"/>
-              </w:rPr>
-              <w:t>invoiceNumber</w:t>
-            </w:r>
-            <w:proofErr w:type="spellEnd"/>
-            <w:r>
-              <w:rPr>
-                <w:rFonts w:cstheme="minorHAnsi"/>
-              </w:rPr>
-              <w:t>}</w:t>
+              <w:t>#01</w:t>
             </w:r>
           </w:p>
         </w:tc>
@@ -451,7 +360,7 @@
       <w:tr>
         <w:trPr>
           <w:cnfStyle w:val="000000100000" w:firstRow="0" w:lastRow="0" w:firstColumn="0" w:lastColumn="0" w:oddVBand="0" w:evenVBand="0" w:oddHBand="1" w:evenHBand="0" w:firstRowFirstColumn="0" w:firstRowLastColumn="0" w:lastRowFirstColumn="0" w:lastRowLastColumn="0"/>
-          <w:trHeight w:val="117"/>
+          <w:trHeight w:val="180"/>
         </w:trPr>
         <w:tc>
           <w:tcPr>
@@ -474,7 +383,6 @@
                 <w:bCs w:val="0"/>
               </w:rPr>
             </w:pPr>
-            <w:proofErr w:type="spellStart"/>
             <w:r>
               <w:rPr>
                 <w:rFonts w:cstheme="minorHAnsi"/>
@@ -483,20 +391,19 @@
               </w:rPr>
               <w:t>ZipCode</w:t>
             </w:r>
-            <w:proofErr w:type="spellEnd"/>
-            <w:r>
-              <w:rPr>
-                <w:rFonts w:cstheme="minorHAnsi"/>
-                <w:b w:val="0"/>
-                <w:bCs w:val="0"/>
-              </w:rPr>
-              <w:t>:</w:t>
-            </w:r>
-          </w:p>
-        </w:tc>
-        <w:tc>
-          <w:tcPr>
-            <w:tcW w:w="3960" w:type="dxa"/>
+            <w:r>
+              <w:rPr>
+                <w:rFonts w:cstheme="minorHAnsi"/>
+                <w:b w:val="0"/>
+                <w:bCs w:val="0"/>
+              </w:rPr>
+              <w:t xml:space="preserve">: </w:t>
+            </w:r>
+          </w:p>
+        </w:tc>
+        <w:tc>
+          <w:tcPr>
+            <w:tcW w:w="5125" w:type="dxa"/>
             <w:tcBorders>
               <w:top w:val="nil"/>
               <w:left w:val="nil"/>
@@ -515,31 +422,11 @@
                 <w:bCs/>
               </w:rPr>
             </w:pPr>
-            <w:r>
-              <w:rPr>
-                <w:rFonts w:cstheme="minorHAnsi"/>
-              </w:rPr>
-              <w:t>{</w:t>
-            </w:r>
-            <w:proofErr w:type="spellStart"/>
-            <w:r>
-              <w:rPr>
-                <w:rFonts w:cstheme="minorHAnsi"/>
-              </w:rPr>
-              <w:t>partnerZipCode</w:t>
-            </w:r>
-            <w:proofErr w:type="spellEnd"/>
-            <w:r>
-              <w:rPr>
-                <w:rFonts w:cstheme="minorHAnsi"/>
-              </w:rPr>
-              <w:t>}</w:t>
-            </w:r>
-          </w:p>
-        </w:tc>
-        <w:tc>
-          <w:tcPr>
-            <w:tcW w:w="1710" w:type="dxa"/>
+          </w:p>
+        </w:tc>
+        <w:tc>
+          <w:tcPr>
+            <w:tcW w:w="1080" w:type="dxa"/>
             <w:tcBorders>
               <w:top w:val="nil"/>
               <w:left w:val="nil"/>
@@ -562,7 +449,7 @@
         </w:tc>
         <w:tc>
           <w:tcPr>
-            <w:tcW w:w="3505" w:type="dxa"/>
+            <w:tcW w:w="2160" w:type="dxa"/>
             <w:tcBorders>
               <w:top w:val="nil"/>
               <w:left w:val="nil"/>
@@ -586,7 +473,7 @@
       </w:tr>
       <w:tr>
         <w:trPr>
-          <w:trHeight w:val="162"/>
+          <w:trHeight w:val="243"/>
         </w:trPr>
         <w:tc>
           <w:tcPr>
@@ -627,7 +514,7 @@
         </w:tc>
         <w:tc>
           <w:tcPr>
-            <w:tcW w:w="3960" w:type="dxa"/>
+            <w:tcW w:w="5125" w:type="dxa"/>
             <w:tcBorders>
               <w:top w:val="nil"/>
               <w:left w:val="nil"/>
@@ -642,33 +529,15 @@
               <w:cnfStyle w:val="000000000000" w:firstRow="0" w:lastRow="0" w:firstColumn="0" w:lastColumn="0" w:oddVBand="0" w:evenVBand="0" w:oddHBand="0" w:evenHBand="0" w:firstRowFirstColumn="0" w:firstRowLastColumn="0" w:lastRowFirstColumn="0" w:lastRowLastColumn="0"/>
               <w:rPr>
                 <w:rFonts w:cstheme="minorHAnsi"/>
-              </w:rPr>
-            </w:pPr>
-            <w:r>
-              <w:rPr>
-                <w:rFonts w:cstheme="minorHAnsi"/>
-              </w:rPr>
-              <w:t>{</w:t>
-            </w:r>
-            <w:proofErr w:type="spellStart"/>
-            <w:r>
-              <w:rPr>
-                <w:rFonts w:cstheme="minorHAnsi"/>
-              </w:rPr>
-              <w:t>partnerEmail</w:t>
-            </w:r>
-            <w:proofErr w:type="spellEnd"/>
-            <w:r>
-              <w:rPr>
-                <w:rFonts w:cstheme="minorHAnsi"/>
-              </w:rPr>
-              <w:t>}</w:t>
-            </w:r>
-          </w:p>
-        </w:tc>
-        <w:tc>
-          <w:tcPr>
-            <w:tcW w:w="1710" w:type="dxa"/>
+                <w:b/>
+                <w:bCs/>
+              </w:rPr>
+            </w:pPr>
+          </w:p>
+        </w:tc>
+        <w:tc>
+          <w:tcPr>
+            <w:tcW w:w="1080" w:type="dxa"/>
             <w:tcBorders>
               <w:top w:val="nil"/>
               <w:left w:val="nil"/>
@@ -691,7 +560,7 @@
         </w:tc>
         <w:tc>
           <w:tcPr>
-            <w:tcW w:w="3505" w:type="dxa"/>
+            <w:tcW w:w="2160" w:type="dxa"/>
             <w:tcBorders>
               <w:top w:val="nil"/>
               <w:left w:val="nil"/>
@@ -716,7 +585,7 @@
       <w:tr>
         <w:trPr>
           <w:cnfStyle w:val="000000100000" w:firstRow="0" w:lastRow="0" w:firstColumn="0" w:lastColumn="0" w:oddVBand="0" w:evenVBand="0" w:oddHBand="1" w:evenHBand="0" w:firstRowFirstColumn="0" w:firstRowLastColumn="0" w:lastRowFirstColumn="0" w:lastRowLastColumn="0"/>
-          <w:trHeight w:val="162"/>
+          <w:trHeight w:val="70"/>
         </w:trPr>
         <w:tc>
           <w:tcPr>
@@ -735,39 +604,23 @@
               <w:spacing w:before="20" w:after="20"/>
               <w:rPr>
                 <w:rFonts w:cstheme="minorHAnsi"/>
-              </w:rPr>
-            </w:pPr>
-            <w:r>
-              <w:rPr>
-                <w:rFonts w:cstheme="minorHAnsi"/>
-                <w:b w:val="0"/>
-                <w:bCs w:val="0"/>
-              </w:rPr>
-              <w:t>{</w:t>
-            </w:r>
-            <w:proofErr w:type="spellStart"/>
-            <w:r>
-              <w:rPr>
-                <w:rFonts w:cstheme="minorHAnsi"/>
-                <w:b w:val="0"/>
-                <w:bCs w:val="0"/>
-              </w:rPr>
-              <w:t>taxIdLabel</w:t>
-            </w:r>
-            <w:proofErr w:type="spellEnd"/>
-            <w:r>
-              <w:rPr>
-                <w:rFonts w:cstheme="minorHAnsi"/>
-                <w:b w:val="0"/>
-                <w:bCs w:val="0"/>
-              </w:rPr>
-              <w:t>}</w:t>
-            </w:r>
-          </w:p>
-        </w:tc>
-        <w:tc>
-          <w:tcPr>
-            <w:tcW w:w="3960" w:type="dxa"/>
+                <w:b w:val="0"/>
+                <w:bCs w:val="0"/>
+              </w:rPr>
+            </w:pPr>
+            <w:r>
+              <w:rPr>
+                <w:rFonts w:cstheme="minorHAnsi"/>
+                <w:b w:val="0"/>
+                <w:bCs w:val="0"/>
+              </w:rPr>
+              <w:t>TaxID:</w:t>
+            </w:r>
+          </w:p>
+        </w:tc>
+        <w:tc>
+          <w:tcPr>
+            <w:tcW w:w="5125" w:type="dxa"/>
             <w:tcBorders>
               <w:top w:val="nil"/>
               <w:left w:val="nil"/>
@@ -782,33 +635,15 @@
               <w:cnfStyle w:val="000000100000" w:firstRow="0" w:lastRow="0" w:firstColumn="0" w:lastColumn="0" w:oddVBand="0" w:evenVBand="0" w:oddHBand="1" w:evenHBand="0" w:firstRowFirstColumn="0" w:firstRowLastColumn="0" w:lastRowFirstColumn="0" w:lastRowLastColumn="0"/>
               <w:rPr>
                 <w:rFonts w:cstheme="minorHAnsi"/>
-              </w:rPr>
-            </w:pPr>
-            <w:r>
-              <w:rPr>
-                <w:rFonts w:cstheme="minorHAnsi"/>
-              </w:rPr>
-              <w:t>{</w:t>
-            </w:r>
-            <w:proofErr w:type="spellStart"/>
-            <w:r>
-              <w:rPr>
-                <w:rFonts w:cstheme="minorHAnsi"/>
-              </w:rPr>
-              <w:t>taxId</w:t>
-            </w:r>
-            <w:proofErr w:type="spellEnd"/>
-            <w:r>
-              <w:rPr>
-                <w:rFonts w:cstheme="minorHAnsi"/>
-              </w:rPr>
-              <w:t>}</w:t>
-            </w:r>
-          </w:p>
-        </w:tc>
-        <w:tc>
-          <w:tcPr>
-            <w:tcW w:w="1710" w:type="dxa"/>
+                <w:b/>
+                <w:bCs/>
+              </w:rPr>
+            </w:pPr>
+          </w:p>
+        </w:tc>
+        <w:tc>
+          <w:tcPr>
+            <w:tcW w:w="1080" w:type="dxa"/>
             <w:tcBorders>
               <w:top w:val="nil"/>
               <w:left w:val="nil"/>
@@ -831,7 +666,7 @@
         </w:tc>
         <w:tc>
           <w:tcPr>
-            <w:tcW w:w="3505" w:type="dxa"/>
+            <w:tcW w:w="2160" w:type="dxa"/>
             <w:tcBorders>
               <w:top w:val="nil"/>
               <w:left w:val="nil"/>
@@ -844,101 +679,6 @@
             <w:pPr>
               <w:spacing w:line="276" w:lineRule="auto"/>
               <w:cnfStyle w:val="000000100000" w:firstRow="0" w:lastRow="0" w:firstColumn="0" w:lastColumn="0" w:oddVBand="0" w:evenVBand="0" w:oddHBand="1" w:evenHBand="0" w:firstRowFirstColumn="0" w:firstRowLastColumn="0" w:lastRowFirstColumn="0" w:lastRowLastColumn="0"/>
-              <w:rPr>
-                <w:rFonts w:cstheme="minorHAnsi"/>
-                <w:b/>
-                <w:bCs/>
-              </w:rPr>
-            </w:pPr>
-          </w:p>
-        </w:tc>
-      </w:tr>
-      <w:tr>
-        <w:trPr>
-          <w:trHeight w:val="70"/>
-        </w:trPr>
-        <w:tc>
-          <w:tcPr>
-            <w:cnfStyle w:val="001000000000" w:firstRow="0" w:lastRow="0" w:firstColumn="1" w:lastColumn="0" w:oddVBand="0" w:evenVBand="0" w:oddHBand="0" w:evenHBand="0" w:firstRowFirstColumn="0" w:firstRowLastColumn="0" w:lastRowFirstColumn="0" w:lastRowLastColumn="0"/>
-            <w:tcW w:w="1530" w:type="dxa"/>
-            <w:tcBorders>
-              <w:top w:val="nil"/>
-              <w:left w:val="nil"/>
-              <w:bottom w:val="nil"/>
-              <w:right w:val="nil"/>
-            </w:tcBorders>
-            <w:shd w:val="clear" w:color="auto" w:fill="FFFFFF" w:themeFill="background1"/>
-          </w:tcPr>
-          <w:p>
-            <w:pPr>
-              <w:spacing w:before="20" w:after="20"/>
-              <w:rPr>
-                <w:rFonts w:cstheme="minorHAnsi"/>
-                <w:b w:val="0"/>
-                <w:bCs w:val="0"/>
-              </w:rPr>
-            </w:pPr>
-          </w:p>
-        </w:tc>
-        <w:tc>
-          <w:tcPr>
-            <w:tcW w:w="3960" w:type="dxa"/>
-            <w:tcBorders>
-              <w:top w:val="nil"/>
-              <w:left w:val="nil"/>
-              <w:bottom w:val="nil"/>
-              <w:right w:val="nil"/>
-            </w:tcBorders>
-            <w:shd w:val="clear" w:color="auto" w:fill="FFFFFF" w:themeFill="background1"/>
-          </w:tcPr>
-          <w:p>
-            <w:pPr>
-              <w:spacing w:before="20" w:after="20"/>
-              <w:cnfStyle w:val="000000000000" w:firstRow="0" w:lastRow="0" w:firstColumn="0" w:lastColumn="0" w:oddVBand="0" w:evenVBand="0" w:oddHBand="0" w:evenHBand="0" w:firstRowFirstColumn="0" w:firstRowLastColumn="0" w:lastRowFirstColumn="0" w:lastRowLastColumn="0"/>
-              <w:rPr>
-                <w:rFonts w:cstheme="minorHAnsi"/>
-              </w:rPr>
-            </w:pPr>
-          </w:p>
-        </w:tc>
-        <w:tc>
-          <w:tcPr>
-            <w:tcW w:w="1710" w:type="dxa"/>
-            <w:tcBorders>
-              <w:top w:val="nil"/>
-              <w:left w:val="nil"/>
-              <w:bottom w:val="nil"/>
-              <w:right w:val="nil"/>
-            </w:tcBorders>
-            <w:shd w:val="clear" w:color="auto" w:fill="FFFFFF" w:themeFill="background1"/>
-          </w:tcPr>
-          <w:p>
-            <w:pPr>
-              <w:spacing w:line="276" w:lineRule="auto"/>
-              <w:cnfStyle w:val="000000000000" w:firstRow="0" w:lastRow="0" w:firstColumn="0" w:lastColumn="0" w:oddVBand="0" w:evenVBand="0" w:oddHBand="0" w:evenHBand="0" w:firstRowFirstColumn="0" w:firstRowLastColumn="0" w:lastRowFirstColumn="0" w:lastRowLastColumn="0"/>
-              <w:rPr>
-                <w:rFonts w:cstheme="minorHAnsi"/>
-                <w:b/>
-                <w:bCs/>
-              </w:rPr>
-            </w:pPr>
-          </w:p>
-        </w:tc>
-        <w:tc>
-          <w:tcPr>
-            <w:tcW w:w="3505" w:type="dxa"/>
-            <w:tcBorders>
-              <w:top w:val="nil"/>
-              <w:left w:val="nil"/>
-              <w:bottom w:val="nil"/>
-              <w:right w:val="nil"/>
-            </w:tcBorders>
-            <w:shd w:val="clear" w:color="auto" w:fill="FFFFFF" w:themeFill="background1"/>
-          </w:tcPr>
-          <w:p>
-            <w:pPr>
-              <w:spacing w:line="276" w:lineRule="auto"/>
-              <w:cnfStyle w:val="000000000000" w:firstRow="0" w:lastRow="0" w:firstColumn="0" w:lastColumn="0" w:oddVBand="0" w:evenVBand="0" w:oddHBand="0" w:evenHBand="0" w:firstRowFirstColumn="0" w:firstRowLastColumn="0" w:lastRowFirstColumn="0" w:lastRowLastColumn="0"/>
               <w:rPr>
                 <w:rFonts w:cstheme="minorHAnsi"/>
                 <w:b/>
@@ -951,7 +691,6 @@
     </w:tbl>
     <w:p>
       <w:pPr>
-        <w:spacing w:line="276" w:lineRule="auto"/>
         <w:rPr>
           <w:rFonts w:cstheme="minorHAnsi"/>
         </w:rPr>
@@ -973,7 +712,7 @@
       </w:tblPr>
       <w:tblGrid>
         <w:gridCol w:w="1525"/>
-        <w:gridCol w:w="3960"/>
+        <w:gridCol w:w="5130"/>
       </w:tblGrid>
       <w:tr>
         <w:trPr>
@@ -983,10 +722,13 @@
         <w:tc>
           <w:tcPr>
             <w:cnfStyle w:val="001000000000" w:firstRow="0" w:lastRow="0" w:firstColumn="1" w:lastColumn="0" w:oddVBand="0" w:evenVBand="0" w:oddHBand="0" w:evenHBand="0" w:firstRowFirstColumn="0" w:firstRowLastColumn="0" w:lastRowFirstColumn="0" w:lastRowLastColumn="0"/>
-            <w:tcW w:w="5485" w:type="dxa"/>
+            <w:tcW w:w="6655" w:type="dxa"/>
             <w:gridSpan w:val="2"/>
             <w:tcBorders>
-              <w:bottom w:val="nil"/>
+              <w:top w:val="nil"/>
+              <w:left w:val="nil"/>
+              <w:bottom w:val="nil"/>
+              <w:right w:val="nil"/>
             </w:tcBorders>
             <w:shd w:val="clear" w:color="auto" w:fill="2F5496" w:themeFill="accent1" w:themeFillShade="BF"/>
             <w:vAlign w:val="center"/>
@@ -1015,7 +757,7 @@
         <w:tc>
           <w:tcPr>
             <w:cnfStyle w:val="001000000000" w:firstRow="0" w:lastRow="0" w:firstColumn="1" w:lastColumn="0" w:oddVBand="0" w:evenVBand="0" w:oddHBand="0" w:evenHBand="0" w:firstRowFirstColumn="0" w:firstRowLastColumn="0" w:lastRowFirstColumn="0" w:lastRowLastColumn="0"/>
-            <w:tcW w:w="5485" w:type="dxa"/>
+            <w:tcW w:w="6655" w:type="dxa"/>
             <w:gridSpan w:val="2"/>
             <w:tcBorders>
               <w:top w:val="nil"/>
@@ -1036,21 +778,7 @@
               <w:rPr>
                 <w:rFonts w:cstheme="minorHAnsi"/>
               </w:rPr>
-              <w:t>{</w:t>
-            </w:r>
-            <w:proofErr w:type="spellStart"/>
-            <w:r>
-              <w:rPr>
-                <w:rFonts w:cstheme="minorHAnsi"/>
-              </w:rPr>
-              <w:t>billToName</w:t>
-            </w:r>
-            <w:proofErr w:type="spellEnd"/>
-            <w:r>
-              <w:rPr>
-                <w:rFonts w:cstheme="minorHAnsi"/>
-              </w:rPr>
-              <w:t>}</w:t>
+              <w:t>AMG NETWORK LIMITED</w:t>
             </w:r>
           </w:p>
         </w:tc>
@@ -1095,7 +823,7 @@
         </w:tc>
         <w:tc>
           <w:tcPr>
-            <w:tcW w:w="3960" w:type="dxa"/>
+            <w:tcW w:w="5130" w:type="dxa"/>
             <w:tcBorders>
               <w:top w:val="nil"/>
               <w:left w:val="nil"/>
@@ -1116,21 +844,7 @@
               <w:rPr>
                 <w:rFonts w:cstheme="minorHAnsi"/>
               </w:rPr>
-              <w:t>{</w:t>
-            </w:r>
-            <w:proofErr w:type="spellStart"/>
-            <w:r>
-              <w:rPr>
-                <w:rFonts w:cstheme="minorHAnsi"/>
-              </w:rPr>
-              <w:t>billToCompany</w:t>
-            </w:r>
-            <w:proofErr w:type="spellEnd"/>
-            <w:r>
-              <w:rPr>
-                <w:rFonts w:cstheme="minorHAnsi"/>
-              </w:rPr>
-              <w:t>}</w:t>
+              <w:t>15584774</w:t>
             </w:r>
           </w:p>
         </w:tc>
@@ -1194,7 +908,7 @@
         </w:tc>
         <w:tc>
           <w:tcPr>
-            <w:tcW w:w="3960" w:type="dxa"/>
+            <w:tcW w:w="5130" w:type="dxa"/>
             <w:tcBorders>
               <w:top w:val="nil"/>
               <w:left w:val="nil"/>
@@ -1215,21 +929,7 @@
               <w:rPr>
                 <w:rFonts w:cstheme="minorHAnsi"/>
               </w:rPr>
-              <w:t>{</w:t>
-            </w:r>
-            <w:proofErr w:type="spellStart"/>
-            <w:r>
-              <w:rPr>
-                <w:rFonts w:cstheme="minorHAnsi"/>
-              </w:rPr>
-              <w:t>billToTaxId</w:t>
-            </w:r>
-            <w:proofErr w:type="spellEnd"/>
-            <w:r>
-              <w:rPr>
-                <w:rFonts w:cstheme="minorHAnsi"/>
-              </w:rPr>
-              <w:t>}</w:t>
+              <w:t>4077629248</w:t>
             </w:r>
           </w:p>
         </w:tc>
@@ -1274,7 +974,7 @@
         </w:tc>
         <w:tc>
           <w:tcPr>
-            <w:tcW w:w="3960" w:type="dxa"/>
+            <w:tcW w:w="5130" w:type="dxa"/>
             <w:tcBorders>
               <w:top w:val="nil"/>
               <w:left w:val="nil"/>
@@ -1295,21 +995,7 @@
               <w:rPr>
                 <w:rFonts w:cstheme="minorHAnsi"/>
               </w:rPr>
-              <w:t>{</w:t>
-            </w:r>
-            <w:proofErr w:type="spellStart"/>
-            <w:r>
-              <w:rPr>
-                <w:rFonts w:cstheme="minorHAnsi"/>
-              </w:rPr>
-              <w:t>billToAddress</w:t>
-            </w:r>
-            <w:proofErr w:type="spellEnd"/>
-            <w:r>
-              <w:rPr>
-                <w:rFonts w:cstheme="minorHAnsi"/>
-              </w:rPr>
-              <w:t>}</w:t>
+              <w:t>Suite 126 West Link House, 981 Great West Road, London, United Kingdom, TW8 9DN</w:t>
             </w:r>
           </w:p>
         </w:tc>
@@ -1339,45 +1025,11 @@
                 <w:bCs w:val="0"/>
               </w:rPr>
             </w:pPr>
-            <w:r>
-              <w:rPr>
-                <w:rFonts w:cstheme="minorHAnsi"/>
-                <w:b w:val="0"/>
-                <w:bCs w:val="0"/>
-              </w:rPr>
-              <w:t>{</w:t>
-            </w:r>
-            <w:proofErr w:type="spellStart"/>
-            <w:r>
-              <w:rPr>
-                <w:rFonts w:cstheme="minorHAnsi"/>
-                <w:b w:val="0"/>
-                <w:bCs w:val="0"/>
-              </w:rPr>
-              <w:t>po</w:t>
-            </w:r>
-            <w:r>
-              <w:rPr>
-                <w:rFonts w:cstheme="minorHAnsi"/>
-                <w:b w:val="0"/>
-                <w:bCs w:val="0"/>
-              </w:rPr>
-              <w:t>Label</w:t>
-            </w:r>
-            <w:proofErr w:type="spellEnd"/>
-            <w:r>
-              <w:rPr>
-                <w:rFonts w:cstheme="minorHAnsi"/>
-                <w:b w:val="0"/>
-                <w:bCs w:val="0"/>
-              </w:rPr>
-              <w:t>}</w:t>
-            </w:r>
-          </w:p>
-        </w:tc>
-        <w:tc>
-          <w:tcPr>
-            <w:tcW w:w="3960" w:type="dxa"/>
+          </w:p>
+        </w:tc>
+        <w:tc>
+          <w:tcPr>
+            <w:tcW w:w="5130" w:type="dxa"/>
             <w:tcBorders>
               <w:top w:val="nil"/>
               <w:left w:val="nil"/>
@@ -1394,12 +1046,6 @@
                 <w:rFonts w:cstheme="minorHAnsi"/>
               </w:rPr>
             </w:pPr>
-            <w:r>
-              <w:rPr>
-                <w:rFonts w:cstheme="minorHAnsi"/>
-              </w:rPr>
-              <w:t>{po}</w:t>
-            </w:r>
           </w:p>
         </w:tc>
       </w:tr>
@@ -1415,11 +1061,19 @@
       <w:tblPr>
         <w:tblStyle w:val="PlainTable1"/>
         <w:tblW w:w="9355" w:type="dxa"/>
+        <w:tblBorders>
+          <w:top w:val="single" w:sz="4" w:space="0" w:color="auto"/>
+          <w:left w:val="single" w:sz="4" w:space="0" w:color="auto"/>
+          <w:bottom w:val="single" w:sz="4" w:space="0" w:color="auto"/>
+          <w:right w:val="single" w:sz="4" w:space="0" w:color="auto"/>
+          <w:insideH w:val="single" w:sz="4" w:space="0" w:color="auto"/>
+          <w:insideV w:val="single" w:sz="4" w:space="0" w:color="auto"/>
+        </w:tblBorders>
         <w:tblLook w:val="04A0" w:firstRow="1" w:lastRow="0" w:firstColumn="1" w:lastColumn="0" w:noHBand="0" w:noVBand="1"/>
       </w:tblPr>
       <w:tblGrid>
-        <w:gridCol w:w="6295"/>
-        <w:gridCol w:w="3060"/>
+        <w:gridCol w:w="6655"/>
+        <w:gridCol w:w="2700"/>
       </w:tblGrid>
       <w:tr>
         <w:trPr>
@@ -1429,9 +1083,12 @@
         <w:tc>
           <w:tcPr>
             <w:cnfStyle w:val="001000000000" w:firstRow="0" w:lastRow="0" w:firstColumn="1" w:lastColumn="0" w:oddVBand="0" w:evenVBand="0" w:oddHBand="0" w:evenHBand="0" w:firstRowFirstColumn="0" w:firstRowLastColumn="0" w:lastRowFirstColumn="0" w:lastRowLastColumn="0"/>
-            <w:tcW w:w="6295" w:type="dxa"/>
-            <w:tcBorders>
-              <w:bottom w:val="nil"/>
+            <w:tcW w:w="6655" w:type="dxa"/>
+            <w:tcBorders>
+              <w:top w:val="nil"/>
+              <w:left w:val="nil"/>
+              <w:bottom w:val="nil"/>
+              <w:right w:val="nil"/>
             </w:tcBorders>
             <w:shd w:val="clear" w:color="auto" w:fill="2F5496" w:themeFill="accent1" w:themeFillShade="BF"/>
             <w:vAlign w:val="center"/>
@@ -1454,9 +1111,12 @@
         </w:tc>
         <w:tc>
           <w:tcPr>
-            <w:tcW w:w="3060" w:type="dxa"/>
-            <w:tcBorders>
-              <w:bottom w:val="nil"/>
+            <w:tcW w:w="2700" w:type="dxa"/>
+            <w:tcBorders>
+              <w:top w:val="nil"/>
+              <w:left w:val="nil"/>
+              <w:bottom w:val="nil"/>
+              <w:right w:val="nil"/>
             </w:tcBorders>
             <w:shd w:val="clear" w:color="auto" w:fill="2F5496" w:themeFill="accent1" w:themeFillShade="BF"/>
             <w:vAlign w:val="center"/>
@@ -1486,54 +1146,36 @@
         <w:tc>
           <w:tcPr>
             <w:cnfStyle w:val="001000000000" w:firstRow="0" w:lastRow="0" w:firstColumn="1" w:lastColumn="0" w:oddVBand="0" w:evenVBand="0" w:oddHBand="0" w:evenHBand="0" w:firstRowFirstColumn="0" w:firstRowLastColumn="0" w:lastRowFirstColumn="0" w:lastRowLastColumn="0"/>
-            <w:tcW w:w="6295" w:type="dxa"/>
-            <w:tcBorders>
-              <w:top w:val="nil"/>
-              <w:left w:val="nil"/>
-              <w:bottom w:val="nil"/>
-              <w:right w:val="nil"/>
-            </w:tcBorders>
-          </w:tcPr>
-          <w:p>
-            <w:pPr>
-              <w:spacing w:before="20" w:after="20"/>
-              <w:rPr>
-                <w:rFonts w:cstheme="minorHAnsi"/>
-                <w:b w:val="0"/>
-                <w:bCs w:val="0"/>
-              </w:rPr>
-            </w:pPr>
-            <w:r>
-              <w:rPr>
-                <w:rFonts w:cstheme="minorHAnsi"/>
-                <w:b w:val="0"/>
-                <w:bCs w:val="0"/>
-              </w:rPr>
-              <w:t>{#</w:t>
-            </w:r>
-            <w:proofErr w:type="gramStart"/>
-            <w:r>
-              <w:rPr>
-                <w:rFonts w:cstheme="minorHAnsi"/>
-                <w:b w:val="0"/>
-                <w:bCs w:val="0"/>
-              </w:rPr>
-              <w:t>s}{</w:t>
-            </w:r>
-            <w:proofErr w:type="gramEnd"/>
-            <w:r>
-              <w:rPr>
-                <w:rFonts w:cstheme="minorHAnsi"/>
-                <w:b w:val="0"/>
-                <w:bCs w:val="0"/>
-              </w:rPr>
-              <w:t>description}</w:t>
-            </w:r>
-          </w:p>
-        </w:tc>
-        <w:tc>
-          <w:tcPr>
-            <w:tcW w:w="3060" w:type="dxa"/>
+            <w:tcW w:w="6655" w:type="dxa"/>
+            <w:tcBorders>
+              <w:top w:val="nil"/>
+              <w:left w:val="nil"/>
+              <w:bottom w:val="nil"/>
+              <w:right w:val="nil"/>
+            </w:tcBorders>
+          </w:tcPr>
+          <w:p>
+            <w:pPr>
+              <w:spacing w:before="20" w:after="20"/>
+              <w:rPr>
+                <w:rFonts w:cstheme="minorHAnsi"/>
+                <w:b w:val="0"/>
+                <w:bCs w:val="0"/>
+              </w:rPr>
+            </w:pPr>
+            <w:r>
+              <w:rPr>
+                <w:rFonts w:cstheme="minorHAnsi"/>
+                <w:b w:val="0"/>
+                <w:bCs w:val="0"/>
+              </w:rPr>
+              <w:t>Revenue Youtube MM/YYYY</w:t>
+            </w:r>
+          </w:p>
+        </w:tc>
+        <w:tc>
+          <w:tcPr>
+            <w:tcW w:w="2700" w:type="dxa"/>
             <w:tcBorders>
               <w:top w:val="nil"/>
               <w:left w:val="nil"/>
@@ -1549,44 +1191,6 @@
                 <w:rFonts w:cstheme="minorHAnsi"/>
               </w:rPr>
             </w:pPr>
-            <w:r>
-              <w:rPr>
-                <w:rFonts w:cstheme="minorHAnsi"/>
-              </w:rPr>
-              <w:t>{</w:t>
-            </w:r>
-            <w:proofErr w:type="spellStart"/>
-            <w:r>
-              <w:rPr>
-                <w:rFonts w:cstheme="minorHAnsi"/>
-              </w:rPr>
-              <w:t>symbolCurrency</w:t>
-            </w:r>
-            <w:proofErr w:type="spellEnd"/>
-            <w:r>
-              <w:rPr>
-                <w:rFonts w:cstheme="minorHAnsi"/>
-              </w:rPr>
-              <w:t>} {</w:t>
-            </w:r>
-            <w:r>
-              <w:rPr>
-                <w:rFonts w:cstheme="minorHAnsi"/>
-              </w:rPr>
-              <w:t>amount</w:t>
-            </w:r>
-            <w:r>
-              <w:rPr>
-                <w:rFonts w:cstheme="minorHAnsi"/>
-              </w:rPr>
-              <w:t>}</w:t>
-            </w:r>
-            <w:r>
-              <w:rPr>
-                <w:rFonts w:cstheme="minorHAnsi"/>
-              </w:rPr>
-              <w:t xml:space="preserve"> {/s}</w:t>
-            </w:r>
           </w:p>
         </w:tc>
       </w:tr>
@@ -1594,25 +1198,25 @@
         <w:tc>
           <w:tcPr>
             <w:cnfStyle w:val="001000000000" w:firstRow="0" w:lastRow="0" w:firstColumn="1" w:lastColumn="0" w:oddVBand="0" w:evenVBand="0" w:oddHBand="0" w:evenHBand="0" w:firstRowFirstColumn="0" w:firstRowLastColumn="0" w:lastRowFirstColumn="0" w:lastRowLastColumn="0"/>
-            <w:tcW w:w="6295" w:type="dxa"/>
-            <w:tcBorders>
-              <w:top w:val="nil"/>
-              <w:left w:val="nil"/>
-              <w:bottom w:val="nil"/>
-              <w:right w:val="nil"/>
-            </w:tcBorders>
-          </w:tcPr>
-          <w:p>
-            <w:pPr>
-              <w:rPr>
-                <w:rFonts w:cstheme="minorHAnsi"/>
-              </w:rPr>
-            </w:pPr>
-          </w:p>
-        </w:tc>
-        <w:tc>
-          <w:tcPr>
-            <w:tcW w:w="3060" w:type="dxa"/>
+            <w:tcW w:w="6655" w:type="dxa"/>
+            <w:tcBorders>
+              <w:top w:val="nil"/>
+              <w:left w:val="nil"/>
+              <w:bottom w:val="nil"/>
+              <w:right w:val="nil"/>
+            </w:tcBorders>
+          </w:tcPr>
+          <w:p>
+            <w:pPr>
+              <w:rPr>
+                <w:rFonts w:cstheme="minorHAnsi"/>
+              </w:rPr>
+            </w:pPr>
+          </w:p>
+        </w:tc>
+        <w:tc>
+          <w:tcPr>
+            <w:tcW w:w="2700" w:type="dxa"/>
             <w:tcBorders>
               <w:top w:val="nil"/>
               <w:left w:val="nil"/>
@@ -1637,7 +1241,7 @@
         <w:tc>
           <w:tcPr>
             <w:cnfStyle w:val="001000000000" w:firstRow="0" w:lastRow="0" w:firstColumn="1" w:lastColumn="0" w:oddVBand="0" w:evenVBand="0" w:oddHBand="0" w:evenHBand="0" w:firstRowFirstColumn="0" w:firstRowLastColumn="0" w:lastRowFirstColumn="0" w:lastRowLastColumn="0"/>
-            <w:tcW w:w="6295" w:type="dxa"/>
+            <w:tcW w:w="6655" w:type="dxa"/>
             <w:tcBorders>
               <w:top w:val="nil"/>
               <w:left w:val="nil"/>
@@ -1664,7 +1268,7 @@
         </w:tc>
         <w:tc>
           <w:tcPr>
-            <w:tcW w:w="3060" w:type="dxa"/>
+            <w:tcW w:w="2700" w:type="dxa"/>
             <w:tcBorders>
               <w:top w:val="nil"/>
               <w:left w:val="nil"/>
@@ -1680,26 +1284,6 @@
                 <w:rFonts w:cstheme="minorHAnsi"/>
               </w:rPr>
             </w:pPr>
-            <w:r>
-              <w:rPr>
-                <w:rFonts w:cstheme="minorHAnsi"/>
-              </w:rPr>
-              <w:t>{</w:t>
-            </w:r>
-            <w:proofErr w:type="spellStart"/>
-            <w:r>
-              <w:rPr>
-                <w:rFonts w:cstheme="minorHAnsi"/>
-              </w:rPr>
-              <w:t>symbolCurrency</w:t>
-            </w:r>
-            <w:proofErr w:type="spellEnd"/>
-            <w:r>
-              <w:rPr>
-                <w:rFonts w:cstheme="minorHAnsi"/>
-              </w:rPr>
-              <w:t>} {total}</w:t>
-            </w:r>
           </w:p>
         </w:tc>
       </w:tr>
@@ -1753,7 +1337,7 @@
     <w:tbl>
       <w:tblPr>
         <w:tblStyle w:val="PlainTable1"/>
-        <w:tblW w:w="9355" w:type="dxa"/>
+        <w:tblW w:w="9360" w:type="dxa"/>
         <w:tblBorders>
           <w:top w:val="single" w:sz="4" w:space="0" w:color="auto"/>
           <w:left w:val="single" w:sz="4" w:space="0" w:color="auto"/>
@@ -1765,8 +1349,8 @@
         <w:tblLook w:val="04A0" w:firstRow="1" w:lastRow="0" w:firstColumn="1" w:lastColumn="0" w:noHBand="0" w:noVBand="1"/>
       </w:tblPr>
       <w:tblGrid>
-        <w:gridCol w:w="2515"/>
-        <w:gridCol w:w="6840"/>
+        <w:gridCol w:w="2245"/>
+        <w:gridCol w:w="7115"/>
       </w:tblGrid>
       <w:tr>
         <w:trPr>
@@ -1776,10 +1360,13 @@
         <w:tc>
           <w:tcPr>
             <w:cnfStyle w:val="001000000000" w:firstRow="0" w:lastRow="0" w:firstColumn="1" w:lastColumn="0" w:oddVBand="0" w:evenVBand="0" w:oddHBand="0" w:evenHBand="0" w:firstRowFirstColumn="0" w:firstRowLastColumn="0" w:lastRowFirstColumn="0" w:lastRowLastColumn="0"/>
-            <w:tcW w:w="9355" w:type="dxa"/>
+            <w:tcW w:w="9360" w:type="dxa"/>
             <w:gridSpan w:val="2"/>
             <w:tcBorders>
-              <w:bottom w:val="nil"/>
+              <w:top w:val="nil"/>
+              <w:left w:val="nil"/>
+              <w:bottom w:val="nil"/>
+              <w:right w:val="nil"/>
             </w:tcBorders>
             <w:shd w:val="clear" w:color="auto" w:fill="2F5496" w:themeFill="accent1" w:themeFillShade="BF"/>
             <w:vAlign w:val="center"/>
@@ -1808,7 +1395,7 @@
         <w:tc>
           <w:tcPr>
             <w:cnfStyle w:val="001000000000" w:firstRow="0" w:lastRow="0" w:firstColumn="1" w:lastColumn="0" w:oddVBand="0" w:evenVBand="0" w:oddHBand="0" w:evenHBand="0" w:firstRowFirstColumn="0" w:firstRowLastColumn="0" w:lastRowFirstColumn="0" w:lastRowLastColumn="0"/>
-            <w:tcW w:w="2515" w:type="dxa"/>
+            <w:tcW w:w="2245" w:type="dxa"/>
             <w:tcBorders>
               <w:top w:val="nil"/>
               <w:left w:val="nil"/>
@@ -1831,13 +1418,21 @@
                 <w:b w:val="0"/>
                 <w:bCs w:val="0"/>
               </w:rPr>
-              <w:t xml:space="preserve">Account name </w:t>
-            </w:r>
-          </w:p>
-        </w:tc>
-        <w:tc>
-          <w:tcPr>
-            <w:tcW w:w="6840" w:type="dxa"/>
+              <w:t>Account name</w:t>
+            </w:r>
+            <w:r>
+              <w:rPr>
+                <w:rFonts w:cstheme="minorHAnsi"/>
+                <w:b w:val="0"/>
+                <w:bCs w:val="0"/>
+              </w:rPr>
+              <w:t>:</w:t>
+            </w:r>
+          </w:p>
+        </w:tc>
+        <w:tc>
+          <w:tcPr>
+            <w:tcW w:w="7115" w:type="dxa"/>
             <w:tcBorders>
               <w:top w:val="nil"/>
               <w:left w:val="nil"/>
@@ -1855,26 +1450,6 @@
                 <w:rFonts w:cstheme="minorHAnsi"/>
               </w:rPr>
             </w:pPr>
-            <w:r>
-              <w:rPr>
-                <w:rFonts w:cstheme="minorHAnsi"/>
-              </w:rPr>
-              <w:t>{</w:t>
-            </w:r>
-            <w:proofErr w:type="spellStart"/>
-            <w:r>
-              <w:rPr>
-                <w:rFonts w:cstheme="minorHAnsi"/>
-              </w:rPr>
-              <w:t>accountName</w:t>
-            </w:r>
-            <w:proofErr w:type="spellEnd"/>
-            <w:r>
-              <w:rPr>
-                <w:rFonts w:cstheme="minorHAnsi"/>
-              </w:rPr>
-              <w:t>}</w:t>
-            </w:r>
           </w:p>
         </w:tc>
       </w:tr>
@@ -1882,7 +1457,7 @@
         <w:tc>
           <w:tcPr>
             <w:cnfStyle w:val="001000000000" w:firstRow="0" w:lastRow="0" w:firstColumn="1" w:lastColumn="0" w:oddVBand="0" w:evenVBand="0" w:oddHBand="0" w:evenHBand="0" w:firstRowFirstColumn="0" w:firstRowLastColumn="0" w:lastRowFirstColumn="0" w:lastRowLastColumn="0"/>
-            <w:tcW w:w="2515" w:type="dxa"/>
+            <w:tcW w:w="2245" w:type="dxa"/>
             <w:tcBorders>
               <w:top w:val="nil"/>
               <w:left w:val="nil"/>
@@ -1905,13 +1480,29 @@
                 <w:b w:val="0"/>
                 <w:bCs w:val="0"/>
               </w:rPr>
-              <w:t xml:space="preserve">Bank name </w:t>
-            </w:r>
-          </w:p>
-        </w:tc>
-        <w:tc>
-          <w:tcPr>
-            <w:tcW w:w="6840" w:type="dxa"/>
+              <w:t>Bank name</w:t>
+            </w:r>
+            <w:r>
+              <w:rPr>
+                <w:rFonts w:cstheme="minorHAnsi"/>
+                <w:b w:val="0"/>
+                <w:bCs w:val="0"/>
+              </w:rPr>
+              <w:t>:</w:t>
+            </w:r>
+            <w:r>
+              <w:rPr>
+                <w:rFonts w:cstheme="minorHAnsi"/>
+                <w:b w:val="0"/>
+                <w:bCs w:val="0"/>
+              </w:rPr>
+              <w:t xml:space="preserve"> </w:t>
+            </w:r>
+          </w:p>
+        </w:tc>
+        <w:tc>
+          <w:tcPr>
+            <w:tcW w:w="7115" w:type="dxa"/>
             <w:tcBorders>
               <w:top w:val="nil"/>
               <w:left w:val="nil"/>
@@ -1929,26 +1520,6 @@
                 <w:rFonts w:cstheme="minorHAnsi"/>
               </w:rPr>
             </w:pPr>
-            <w:r>
-              <w:rPr>
-                <w:rFonts w:cstheme="minorHAnsi"/>
-              </w:rPr>
-              <w:t>{</w:t>
-            </w:r>
-            <w:proofErr w:type="spellStart"/>
-            <w:r>
-              <w:rPr>
-                <w:rFonts w:cstheme="minorHAnsi"/>
-              </w:rPr>
-              <w:t>bankName</w:t>
-            </w:r>
-            <w:proofErr w:type="spellEnd"/>
-            <w:r>
-              <w:rPr>
-                <w:rFonts w:cstheme="minorHAnsi"/>
-              </w:rPr>
-              <w:t>}</w:t>
-            </w:r>
           </w:p>
         </w:tc>
       </w:tr>
@@ -1959,7 +1530,7 @@
         <w:tc>
           <w:tcPr>
             <w:cnfStyle w:val="001000000000" w:firstRow="0" w:lastRow="0" w:firstColumn="1" w:lastColumn="0" w:oddVBand="0" w:evenVBand="0" w:oddHBand="0" w:evenHBand="0" w:firstRowFirstColumn="0" w:firstRowLastColumn="0" w:lastRowFirstColumn="0" w:lastRowLastColumn="0"/>
-            <w:tcW w:w="2515" w:type="dxa"/>
+            <w:tcW w:w="2245" w:type="dxa"/>
             <w:tcBorders>
               <w:top w:val="nil"/>
               <w:left w:val="nil"/>
@@ -1984,11 +1555,19 @@
               </w:rPr>
               <w:t>Account number</w:t>
             </w:r>
-          </w:p>
-        </w:tc>
-        <w:tc>
-          <w:tcPr>
-            <w:tcW w:w="6840" w:type="dxa"/>
+            <w:r>
+              <w:rPr>
+                <w:rFonts w:cstheme="minorHAnsi"/>
+                <w:b w:val="0"/>
+                <w:bCs w:val="0"/>
+              </w:rPr>
+              <w:t>:</w:t>
+            </w:r>
+          </w:p>
+        </w:tc>
+        <w:tc>
+          <w:tcPr>
+            <w:tcW w:w="7115" w:type="dxa"/>
             <w:tcBorders>
               <w:top w:val="nil"/>
               <w:left w:val="nil"/>
@@ -2006,26 +1585,6 @@
                 <w:rFonts w:cstheme="minorHAnsi"/>
               </w:rPr>
             </w:pPr>
-            <w:r>
-              <w:rPr>
-                <w:rFonts w:cstheme="minorHAnsi"/>
-              </w:rPr>
-              <w:t>{</w:t>
-            </w:r>
-            <w:proofErr w:type="spellStart"/>
-            <w:r>
-              <w:rPr>
-                <w:rFonts w:cstheme="minorHAnsi"/>
-              </w:rPr>
-              <w:t>accountNumber</w:t>
-            </w:r>
-            <w:proofErr w:type="spellEnd"/>
-            <w:r>
-              <w:rPr>
-                <w:rFonts w:cstheme="minorHAnsi"/>
-              </w:rPr>
-              <w:t>}</w:t>
-            </w:r>
           </w:p>
         </w:tc>
       </w:tr>
@@ -2033,7 +1592,7 @@
         <w:tc>
           <w:tcPr>
             <w:cnfStyle w:val="001000000000" w:firstRow="0" w:lastRow="0" w:firstColumn="1" w:lastColumn="0" w:oddVBand="0" w:evenVBand="0" w:oddHBand="0" w:evenHBand="0" w:firstRowFirstColumn="0" w:firstRowLastColumn="0" w:lastRowFirstColumn="0" w:lastRowLastColumn="0"/>
-            <w:tcW w:w="2515" w:type="dxa"/>
+            <w:tcW w:w="2245" w:type="dxa"/>
             <w:tcBorders>
               <w:top w:val="nil"/>
               <w:left w:val="nil"/>
@@ -2060,11 +1619,19 @@
               </w:rPr>
               <w:t>SWIFT code</w:t>
             </w:r>
-          </w:p>
-        </w:tc>
-        <w:tc>
-          <w:tcPr>
-            <w:tcW w:w="6840" w:type="dxa"/>
+            <w:r>
+              <w:rPr>
+                <w:rFonts w:cstheme="minorHAnsi"/>
+                <w:b w:val="0"/>
+                <w:bCs w:val="0"/>
+              </w:rPr>
+              <w:t>:</w:t>
+            </w:r>
+          </w:p>
+        </w:tc>
+        <w:tc>
+          <w:tcPr>
+            <w:tcW w:w="7115" w:type="dxa"/>
             <w:tcBorders>
               <w:top w:val="nil"/>
               <w:left w:val="nil"/>
@@ -2082,26 +1649,6 @@
                 <w:rFonts w:cstheme="minorHAnsi"/>
               </w:rPr>
             </w:pPr>
-            <w:r>
-              <w:rPr>
-                <w:rFonts w:cstheme="minorHAnsi"/>
-              </w:rPr>
-              <w:t>{</w:t>
-            </w:r>
-            <w:proofErr w:type="spellStart"/>
-            <w:r>
-              <w:rPr>
-                <w:rFonts w:cstheme="minorHAnsi"/>
-              </w:rPr>
-              <w:t>swiftCode</w:t>
-            </w:r>
-            <w:proofErr w:type="spellEnd"/>
-            <w:r>
-              <w:rPr>
-                <w:rFonts w:cstheme="minorHAnsi"/>
-              </w:rPr>
-              <w:t>}</w:t>
-            </w:r>
           </w:p>
         </w:tc>
       </w:tr>
@@ -2112,7 +1659,7 @@
         <w:tc>
           <w:tcPr>
             <w:cnfStyle w:val="001000000000" w:firstRow="0" w:lastRow="0" w:firstColumn="1" w:lastColumn="0" w:oddVBand="0" w:evenVBand="0" w:oddHBand="0" w:evenHBand="0" w:firstRowFirstColumn="0" w:firstRowLastColumn="0" w:lastRowFirstColumn="0" w:lastRowLastColumn="0"/>
-            <w:tcW w:w="2515" w:type="dxa"/>
+            <w:tcW w:w="2245" w:type="dxa"/>
             <w:tcBorders>
               <w:top w:val="nil"/>
               <w:left w:val="nil"/>
@@ -2145,11 +1692,19 @@
               </w:rPr>
               <w:t>ng number</w:t>
             </w:r>
-          </w:p>
-        </w:tc>
-        <w:tc>
-          <w:tcPr>
-            <w:tcW w:w="6840" w:type="dxa"/>
+            <w:r>
+              <w:rPr>
+                <w:rFonts w:cstheme="minorHAnsi"/>
+                <w:b w:val="0"/>
+                <w:bCs w:val="0"/>
+              </w:rPr>
+              <w:t>:</w:t>
+            </w:r>
+          </w:p>
+        </w:tc>
+        <w:tc>
+          <w:tcPr>
+            <w:tcW w:w="7115" w:type="dxa"/>
             <w:tcBorders>
               <w:top w:val="nil"/>
               <w:left w:val="nil"/>
@@ -2167,26 +1722,6 @@
                 <w:rFonts w:cstheme="minorHAnsi"/>
               </w:rPr>
             </w:pPr>
-            <w:r>
-              <w:rPr>
-                <w:rFonts w:cstheme="minorHAnsi"/>
-              </w:rPr>
-              <w:t>{</w:t>
-            </w:r>
-            <w:proofErr w:type="spellStart"/>
-            <w:r>
-              <w:rPr>
-                <w:rFonts w:cstheme="minorHAnsi"/>
-              </w:rPr>
-              <w:t>routingNumber</w:t>
-            </w:r>
-            <w:proofErr w:type="spellEnd"/>
-            <w:r>
-              <w:rPr>
-                <w:rFonts w:cstheme="minorHAnsi"/>
-              </w:rPr>
-              <w:t>}</w:t>
-            </w:r>
           </w:p>
         </w:tc>
       </w:tr>
@@ -2194,7 +1729,7 @@
         <w:tc>
           <w:tcPr>
             <w:cnfStyle w:val="001000000000" w:firstRow="0" w:lastRow="0" w:firstColumn="1" w:lastColumn="0" w:oddVBand="0" w:evenVBand="0" w:oddHBand="0" w:evenHBand="0" w:firstRowFirstColumn="0" w:firstRowLastColumn="0" w:lastRowFirstColumn="0" w:lastRowLastColumn="0"/>
-            <w:tcW w:w="2515" w:type="dxa"/>
+            <w:tcW w:w="2245" w:type="dxa"/>
             <w:tcBorders>
               <w:top w:val="nil"/>
               <w:left w:val="nil"/>
@@ -2219,11 +1754,19 @@
               </w:rPr>
               <w:t>Account type</w:t>
             </w:r>
-          </w:p>
-        </w:tc>
-        <w:tc>
-          <w:tcPr>
-            <w:tcW w:w="6840" w:type="dxa"/>
+            <w:r>
+              <w:rPr>
+                <w:rFonts w:cstheme="minorHAnsi"/>
+                <w:b w:val="0"/>
+                <w:bCs w:val="0"/>
+              </w:rPr>
+              <w:t>:</w:t>
+            </w:r>
+          </w:p>
+        </w:tc>
+        <w:tc>
+          <w:tcPr>
+            <w:tcW w:w="7115" w:type="dxa"/>
             <w:tcBorders>
               <w:top w:val="nil"/>
               <w:left w:val="nil"/>
@@ -2241,26 +1784,6 @@
                 <w:rFonts w:cstheme="minorHAnsi"/>
               </w:rPr>
             </w:pPr>
-            <w:r>
-              <w:rPr>
-                <w:rFonts w:cstheme="minorHAnsi"/>
-              </w:rPr>
-              <w:t>{</w:t>
-            </w:r>
-            <w:proofErr w:type="spellStart"/>
-            <w:r>
-              <w:rPr>
-                <w:rFonts w:cstheme="minorHAnsi"/>
-              </w:rPr>
-              <w:t>accountType</w:t>
-            </w:r>
-            <w:proofErr w:type="spellEnd"/>
-            <w:r>
-              <w:rPr>
-                <w:rFonts w:cstheme="minorHAnsi"/>
-              </w:rPr>
-              <w:t>}</w:t>
-            </w:r>
           </w:p>
         </w:tc>
       </w:tr>
@@ -2271,7 +1794,7 @@
         <w:tc>
           <w:tcPr>
             <w:cnfStyle w:val="001000000000" w:firstRow="0" w:lastRow="0" w:firstColumn="1" w:lastColumn="0" w:oddVBand="0" w:evenVBand="0" w:oddHBand="0" w:evenHBand="0" w:firstRowFirstColumn="0" w:firstRowLastColumn="0" w:lastRowFirstColumn="0" w:lastRowLastColumn="0"/>
-            <w:tcW w:w="2515" w:type="dxa"/>
+            <w:tcW w:w="2245" w:type="dxa"/>
             <w:tcBorders>
               <w:top w:val="nil"/>
               <w:left w:val="nil"/>
@@ -2296,11 +1819,19 @@
               </w:rPr>
               <w:t>Address</w:t>
             </w:r>
-          </w:p>
-        </w:tc>
-        <w:tc>
-          <w:tcPr>
-            <w:tcW w:w="6840" w:type="dxa"/>
+            <w:r>
+              <w:rPr>
+                <w:rFonts w:cstheme="minorHAnsi"/>
+                <w:b w:val="0"/>
+                <w:bCs w:val="0"/>
+              </w:rPr>
+              <w:t>:</w:t>
+            </w:r>
+          </w:p>
+        </w:tc>
+        <w:tc>
+          <w:tcPr>
+            <w:tcW w:w="7115" w:type="dxa"/>
             <w:tcBorders>
               <w:top w:val="nil"/>
               <w:left w:val="nil"/>
@@ -2318,26 +1849,6 @@
                 <w:rFonts w:cstheme="minorHAnsi"/>
               </w:rPr>
             </w:pPr>
-            <w:r>
-              <w:rPr>
-                <w:rFonts w:cstheme="minorHAnsi"/>
-              </w:rPr>
-              <w:t>{</w:t>
-            </w:r>
-            <w:proofErr w:type="spellStart"/>
-            <w:r>
-              <w:rPr>
-                <w:rFonts w:cstheme="minorHAnsi"/>
-              </w:rPr>
-              <w:t>bankAddress</w:t>
-            </w:r>
-            <w:proofErr w:type="spellEnd"/>
-            <w:r>
-              <w:rPr>
-                <w:rFonts w:cstheme="minorHAnsi"/>
-              </w:rPr>
-              <w:t>}</w:t>
-            </w:r>
           </w:p>
         </w:tc>
       </w:tr>
@@ -2372,9 +1883,6 @@
         <w:tc>
           <w:tcPr>
             <w:tcW w:w="5760" w:type="dxa"/>
-            <w:tcBorders>
-              <w:right w:val="single" w:sz="4" w:space="0" w:color="auto"/>
-            </w:tcBorders>
           </w:tcPr>
           <w:p>
             <w:pPr>
@@ -2392,12 +1900,6 @@
         <w:tc>
           <w:tcPr>
             <w:tcW w:w="3595" w:type="dxa"/>
-            <w:tcBorders>
-              <w:top w:val="single" w:sz="4" w:space="0" w:color="auto"/>
-              <w:left w:val="single" w:sz="4" w:space="0" w:color="auto"/>
-              <w:bottom w:val="single" w:sz="4" w:space="0" w:color="auto"/>
-              <w:right w:val="single" w:sz="4" w:space="0" w:color="auto"/>
-            </w:tcBorders>
           </w:tcPr>
           <w:p>
             <w:pPr>
@@ -2427,16 +1929,16 @@
         <w:tc>
           <w:tcPr>
             <w:tcW w:w="5760" w:type="dxa"/>
-            <w:tcBorders>
-              <w:right w:val="single" w:sz="4" w:space="0" w:color="auto"/>
-            </w:tcBorders>
-          </w:tcPr>
-          <w:p>
-            <w:pPr>
-              <w:spacing w:line="360" w:lineRule="auto"/>
+          </w:tcPr>
+          <w:p>
+            <w:pPr>
               <w:jc w:val="center"/>
               <w:rPr>
-                <w:rFonts w:cstheme="minorHAnsi"/>
+                <w:rFonts w:ascii="Trebuchet MS" w:eastAsia="Times New Roman" w:hAnsi="Trebuchet MS" w:cs="Times New Roman"/>
+                <w:b/>
+                <w:bCs/>
+                <w:sz w:val="20"/>
+                <w:szCs w:val="20"/>
               </w:rPr>
             </w:pPr>
           </w:p>
@@ -2444,41 +1946,17 @@
         <w:tc>
           <w:tcPr>
             <w:tcW w:w="3595" w:type="dxa"/>
-            <w:tcBorders>
-              <w:top w:val="single" w:sz="4" w:space="0" w:color="auto"/>
-              <w:left w:val="single" w:sz="4" w:space="0" w:color="auto"/>
-              <w:bottom w:val="single" w:sz="4" w:space="0" w:color="auto"/>
-              <w:right w:val="single" w:sz="4" w:space="0" w:color="auto"/>
-            </w:tcBorders>
-          </w:tcPr>
-          <w:p>
-            <w:pPr>
-              <w:spacing w:line="360" w:lineRule="auto"/>
-              <w:jc w:val="center"/>
-              <w:rPr>
-                <w:rFonts w:cstheme="minorHAnsi"/>
-              </w:rPr>
-            </w:pPr>
-            <w:r>
-              <w:rPr>
-                <w:rFonts w:cstheme="minorHAnsi"/>
-              </w:rPr>
-              <w:t>{%</w:t>
-            </w:r>
-            <w:proofErr w:type="spellStart"/>
-            <w:r>
-              <w:rPr>
-                <w:rFonts w:cstheme="minorHAnsi"/>
-              </w:rPr>
-              <w:t>signatureImage</w:t>
-            </w:r>
-            <w:proofErr w:type="spellEnd"/>
-            <w:r>
-              <w:rPr>
-                <w:rFonts w:cstheme="minorHAnsi"/>
-              </w:rPr>
-              <w:t>}</w:t>
-            </w:r>
+          </w:tcPr>
+          <w:p>
+            <w:pPr>
+              <w:rPr>
+                <w:rFonts w:eastAsia="Times New Roman" w:cstheme="minorHAnsi"/>
+                <w:b/>
+                <w:bCs/>
+                <w:sz w:val="20"/>
+                <w:szCs w:val="20"/>
+              </w:rPr>
+            </w:pPr>
           </w:p>
         </w:tc>
       </w:tr>
@@ -2486,82 +1964,34 @@
         <w:tc>
           <w:tcPr>
             <w:tcW w:w="5760" w:type="dxa"/>
-            <w:tcBorders>
-              <w:right w:val="single" w:sz="4" w:space="0" w:color="auto"/>
-            </w:tcBorders>
-          </w:tcPr>
-          <w:p>
-            <w:pPr>
-              <w:spacing w:line="360" w:lineRule="auto"/>
+          </w:tcPr>
+          <w:p>
+            <w:pPr>
               <w:jc w:val="center"/>
               <w:rPr>
-                <w:rFonts w:cstheme="minorHAnsi"/>
-              </w:rPr>
-            </w:pPr>
-          </w:p>
-        </w:tc>
-        <w:tc>
-          <w:tcPr>
-            <w:tcW w:w="3595" w:type="dxa"/>
-            <w:tcBorders>
-              <w:top w:val="single" w:sz="4" w:space="0" w:color="auto"/>
-              <w:left w:val="single" w:sz="4" w:space="0" w:color="auto"/>
-              <w:bottom w:val="single" w:sz="4" w:space="0" w:color="auto"/>
-              <w:right w:val="single" w:sz="4" w:space="0" w:color="auto"/>
-            </w:tcBorders>
-          </w:tcPr>
-          <w:p>
-            <w:pPr>
-              <w:spacing w:line="360" w:lineRule="auto"/>
-              <w:jc w:val="center"/>
-              <w:rPr>
-                <w:rFonts w:cstheme="minorHAnsi"/>
+                <w:rFonts w:ascii="Trebuchet MS" w:eastAsia="Times New Roman" w:hAnsi="Trebuchet MS" w:cs="Times New Roman"/>
                 <w:b/>
                 <w:bCs/>
-              </w:rPr>
-            </w:pPr>
-            <w:r>
-              <w:rPr>
-                <w:rFonts w:cstheme="minorHAnsi"/>
+                <w:sz w:val="20"/>
+                <w:szCs w:val="20"/>
+              </w:rPr>
+            </w:pPr>
+          </w:p>
+        </w:tc>
+        <w:tc>
+          <w:tcPr>
+            <w:tcW w:w="3595" w:type="dxa"/>
+          </w:tcPr>
+          <w:p>
+            <w:pPr>
+              <w:rPr>
+                <w:rFonts w:eastAsia="Times New Roman" w:cstheme="minorHAnsi"/>
                 <w:b/>
                 <w:bCs/>
-              </w:rPr>
-              <w:t>{</w:t>
-            </w:r>
-            <w:proofErr w:type="spellStart"/>
-            <w:r>
-              <w:rPr>
-                <w:rFonts w:cstheme="minorHAnsi"/>
-                <w:b/>
-                <w:bCs/>
-              </w:rPr>
-              <w:t>full</w:t>
-            </w:r>
-            <w:r>
-              <w:rPr>
-                <w:rFonts w:cstheme="minorHAnsi"/>
-                <w:b/>
-                <w:bCs/>
-              </w:rPr>
-              <w:t>n</w:t>
-            </w:r>
-            <w:r>
-              <w:rPr>
-                <w:rFonts w:cstheme="minorHAnsi"/>
-                <w:b/>
-                <w:bCs/>
-              </w:rPr>
-              <w:t>ame</w:t>
-            </w:r>
-            <w:proofErr w:type="spellEnd"/>
-            <w:r>
-              <w:rPr>
-                <w:rFonts w:cstheme="minorHAnsi"/>
-                <w:b/>
-                <w:bCs/>
-              </w:rPr>
-              <w:t>}</w:t>
-            </w:r>
+                <w:sz w:val="20"/>
+                <w:szCs w:val="20"/>
+              </w:rPr>
+            </w:pPr>
           </w:p>
         </w:tc>
       </w:tr>
@@ -2575,7 +2005,7 @@
     </w:p>
     <w:sectPr>
       <w:pgSz w:w="12240" w:h="15840"/>
-      <w:pgMar w:top="720" w:right="1440" w:bottom="1440" w:left="1440" w:header="720" w:footer="720" w:gutter="0"/>
+      <w:pgMar w:top="720" w:right="1080" w:bottom="270" w:left="1260" w:header="720" w:footer="720" w:gutter="0"/>
       <w:cols w:space="720"/>
       <w:docGrid w:linePitch="360"/>
     </w:sectPr>

--- a/public/preview/template-backup.docx
+++ b/public/preview/template-backup.docx
@@ -383,6 +383,7 @@
                 <w:bCs w:val="0"/>
               </w:rPr>
             </w:pPr>
+            <w:proofErr w:type="spellStart"/>
             <w:r>
               <w:rPr>
                 <w:rFonts w:cstheme="minorHAnsi"/>
@@ -391,6 +392,7 @@
               </w:rPr>
               <w:t>ZipCode</w:t>
             </w:r>
+            <w:proofErr w:type="spellEnd"/>
             <w:r>
               <w:rPr>
                 <w:rFonts w:cstheme="minorHAnsi"/>
@@ -608,13 +610,23 @@
                 <w:bCs w:val="0"/>
               </w:rPr>
             </w:pPr>
-            <w:r>
-              <w:rPr>
-                <w:rFonts w:cstheme="minorHAnsi"/>
-                <w:b w:val="0"/>
-                <w:bCs w:val="0"/>
-              </w:rPr>
-              <w:t>TaxID:</w:t>
+            <w:proofErr w:type="spellStart"/>
+            <w:r>
+              <w:rPr>
+                <w:rFonts w:cstheme="minorHAnsi"/>
+                <w:b w:val="0"/>
+                <w:bCs w:val="0"/>
+              </w:rPr>
+              <w:t>TaxId</w:t>
+            </w:r>
+            <w:proofErr w:type="spellEnd"/>
+            <w:r>
+              <w:rPr>
+                <w:rFonts w:cstheme="minorHAnsi"/>
+                <w:b w:val="0"/>
+                <w:bCs w:val="0"/>
+              </w:rPr>
+              <w:t>:</w:t>
             </w:r>
           </w:p>
         </w:tc>
@@ -711,8 +723,8 @@
         <w:tblLook w:val="04A0" w:firstRow="1" w:lastRow="0" w:firstColumn="1" w:lastColumn="0" w:noHBand="0" w:noVBand="1"/>
       </w:tblPr>
       <w:tblGrid>
-        <w:gridCol w:w="1525"/>
-        <w:gridCol w:w="5130"/>
+        <w:gridCol w:w="2645"/>
+        <w:gridCol w:w="4015"/>
       </w:tblGrid>
       <w:tr>
         <w:trPr>
@@ -722,7 +734,7 @@
         <w:tc>
           <w:tcPr>
             <w:cnfStyle w:val="001000000000" w:firstRow="0" w:lastRow="0" w:firstColumn="1" w:lastColumn="0" w:oddVBand="0" w:evenVBand="0" w:oddHBand="0" w:evenHBand="0" w:firstRowFirstColumn="0" w:firstRowLastColumn="0" w:lastRowFirstColumn="0" w:lastRowLastColumn="0"/>
-            <w:tcW w:w="6655" w:type="dxa"/>
+            <w:tcW w:w="6660" w:type="dxa"/>
             <w:gridSpan w:val="2"/>
             <w:tcBorders>
               <w:top w:val="nil"/>
@@ -757,7 +769,7 @@
         <w:tc>
           <w:tcPr>
             <w:cnfStyle w:val="001000000000" w:firstRow="0" w:lastRow="0" w:firstColumn="1" w:lastColumn="0" w:oddVBand="0" w:evenVBand="0" w:oddHBand="0" w:evenHBand="0" w:firstRowFirstColumn="0" w:firstRowLastColumn="0" w:lastRowFirstColumn="0" w:lastRowLastColumn="0"/>
-            <w:tcW w:w="6655" w:type="dxa"/>
+            <w:tcW w:w="6660" w:type="dxa"/>
             <w:gridSpan w:val="2"/>
             <w:tcBorders>
               <w:top w:val="nil"/>
@@ -787,7 +799,7 @@
         <w:tc>
           <w:tcPr>
             <w:cnfStyle w:val="001000000000" w:firstRow="0" w:lastRow="0" w:firstColumn="1" w:lastColumn="0" w:oddVBand="0" w:evenVBand="0" w:oddHBand="0" w:evenHBand="0" w:firstRowFirstColumn="0" w:firstRowLastColumn="0" w:lastRowFirstColumn="0" w:lastRowLastColumn="0"/>
-            <w:tcW w:w="1525" w:type="dxa"/>
+            <w:tcW w:w="2645" w:type="dxa"/>
             <w:tcBorders>
               <w:top w:val="nil"/>
               <w:left w:val="nil"/>
@@ -823,7 +835,7 @@
         </w:tc>
         <w:tc>
           <w:tcPr>
-            <w:tcW w:w="5130" w:type="dxa"/>
+            <w:tcW w:w="4015" w:type="dxa"/>
             <w:tcBorders>
               <w:top w:val="nil"/>
               <w:left w:val="nil"/>
@@ -856,7 +868,7 @@
         <w:tc>
           <w:tcPr>
             <w:cnfStyle w:val="001000000000" w:firstRow="0" w:lastRow="0" w:firstColumn="1" w:lastColumn="0" w:oddVBand="0" w:evenVBand="0" w:oddHBand="0" w:evenHBand="0" w:firstRowFirstColumn="0" w:firstRowLastColumn="0" w:lastRowFirstColumn="0" w:lastRowLastColumn="0"/>
-            <w:tcW w:w="1525" w:type="dxa"/>
+            <w:tcW w:w="2645" w:type="dxa"/>
             <w:tcBorders>
               <w:top w:val="nil"/>
               <w:left w:val="nil"/>
@@ -908,7 +920,7 @@
         </w:tc>
         <w:tc>
           <w:tcPr>
-            <w:tcW w:w="5130" w:type="dxa"/>
+            <w:tcW w:w="4015" w:type="dxa"/>
             <w:tcBorders>
               <w:top w:val="nil"/>
               <w:left w:val="nil"/>
@@ -938,7 +950,7 @@
         <w:tc>
           <w:tcPr>
             <w:cnfStyle w:val="001000000000" w:firstRow="0" w:lastRow="0" w:firstColumn="1" w:lastColumn="0" w:oddVBand="0" w:evenVBand="0" w:oddHBand="0" w:evenHBand="0" w:firstRowFirstColumn="0" w:firstRowLastColumn="0" w:lastRowFirstColumn="0" w:lastRowLastColumn="0"/>
-            <w:tcW w:w="1525" w:type="dxa"/>
+            <w:tcW w:w="2645" w:type="dxa"/>
             <w:tcBorders>
               <w:top w:val="nil"/>
               <w:left w:val="nil"/>
@@ -974,7 +986,7 @@
         </w:tc>
         <w:tc>
           <w:tcPr>
-            <w:tcW w:w="5130" w:type="dxa"/>
+            <w:tcW w:w="4015" w:type="dxa"/>
             <w:tcBorders>
               <w:top w:val="nil"/>
               <w:left w:val="nil"/>
@@ -1007,29 +1019,29 @@
         <w:tc>
           <w:tcPr>
             <w:cnfStyle w:val="001000000000" w:firstRow="0" w:lastRow="0" w:firstColumn="1" w:lastColumn="0" w:oddVBand="0" w:evenVBand="0" w:oddHBand="0" w:evenHBand="0" w:firstRowFirstColumn="0" w:firstRowLastColumn="0" w:lastRowFirstColumn="0" w:lastRowLastColumn="0"/>
-            <w:tcW w:w="1525" w:type="dxa"/>
-            <w:tcBorders>
-              <w:top w:val="nil"/>
-              <w:left w:val="nil"/>
-              <w:bottom w:val="nil"/>
-              <w:right w:val="nil"/>
-            </w:tcBorders>
-            <w:shd w:val="clear" w:color="auto" w:fill="FFFFFF" w:themeFill="background1"/>
-          </w:tcPr>
-          <w:p>
-            <w:pPr>
-              <w:spacing w:before="20" w:after="20"/>
-              <w:rPr>
-                <w:rFonts w:cstheme="minorHAnsi"/>
-                <w:b w:val="0"/>
-                <w:bCs w:val="0"/>
-              </w:rPr>
-            </w:pPr>
-          </w:p>
-        </w:tc>
-        <w:tc>
-          <w:tcPr>
-            <w:tcW w:w="5130" w:type="dxa"/>
+            <w:tcW w:w="2645" w:type="dxa"/>
+            <w:tcBorders>
+              <w:top w:val="nil"/>
+              <w:left w:val="nil"/>
+              <w:bottom w:val="nil"/>
+              <w:right w:val="nil"/>
+            </w:tcBorders>
+            <w:shd w:val="clear" w:color="auto" w:fill="FFFFFF" w:themeFill="background1"/>
+          </w:tcPr>
+          <w:p>
+            <w:pPr>
+              <w:spacing w:before="20" w:after="20"/>
+              <w:rPr>
+                <w:rFonts w:cstheme="minorHAnsi"/>
+                <w:b w:val="0"/>
+                <w:bCs w:val="0"/>
+              </w:rPr>
+            </w:pPr>
+          </w:p>
+        </w:tc>
+        <w:tc>
+          <w:tcPr>
+            <w:tcW w:w="4015" w:type="dxa"/>
             <w:tcBorders>
               <w:top w:val="nil"/>
               <w:left w:val="nil"/>
@@ -1169,7 +1181,25 @@
                 <w:b w:val="0"/>
                 <w:bCs w:val="0"/>
               </w:rPr>
-              <w:t>Revenue Youtube MM/YYYY</w:t>
+              <w:t xml:space="preserve">Revenue </w:t>
+            </w:r>
+            <w:proofErr w:type="spellStart"/>
+            <w:r>
+              <w:rPr>
+                <w:rFonts w:cstheme="minorHAnsi"/>
+                <w:b w:val="0"/>
+                <w:bCs w:val="0"/>
+              </w:rPr>
+              <w:t>Youtube</w:t>
+            </w:r>
+            <w:proofErr w:type="spellEnd"/>
+            <w:r>
+              <w:rPr>
+                <w:rFonts w:cstheme="minorHAnsi"/>
+                <w:b w:val="0"/>
+                <w:bCs w:val="0"/>
+              </w:rPr>
+              <w:t xml:space="preserve"> MM/YYYY</w:t>
             </w:r>
           </w:p>
         </w:tc>
@@ -1490,14 +1520,6 @@
               </w:rPr>
               <w:t>:</w:t>
             </w:r>
-            <w:r>
-              <w:rPr>
-                <w:rFonts w:cstheme="minorHAnsi"/>
-                <w:b w:val="0"/>
-                <w:bCs w:val="0"/>
-              </w:rPr>
-              <w:t xml:space="preserve"> </w:t>
-            </w:r>
           </w:p>
         </w:tc>
         <w:tc>
@@ -1682,23 +1704,7 @@
                 <w:b w:val="0"/>
                 <w:bCs w:val="0"/>
               </w:rPr>
-              <w:t>Routi</w:t>
-            </w:r>
-            <w:r>
-              <w:rPr>
-                <w:rFonts w:cstheme="minorHAnsi"/>
-                <w:b w:val="0"/>
-                <w:bCs w:val="0"/>
-              </w:rPr>
-              <w:t>ng number</w:t>
-            </w:r>
-            <w:r>
-              <w:rPr>
-                <w:rFonts w:cstheme="minorHAnsi"/>
-                <w:b w:val="0"/>
-                <w:bCs w:val="0"/>
-              </w:rPr>
-              <w:t>:</w:t>
+              <w:t>Routing number:</w:t>
             </w:r>
           </w:p>
         </w:tc>
@@ -1908,11 +1914,44 @@
                 <w:rFonts w:eastAsia="Times New Roman" w:cstheme="minorHAnsi"/>
                 <w:b/>
                 <w:bCs/>
+              </w:rPr>
+            </w:pPr>
+            <w:r>
+              <w:rPr>
+                <w:rFonts w:eastAsia="Times New Roman" w:cstheme="minorHAnsi"/>
+                <w:b/>
+                <w:bCs/>
+              </w:rPr>
+              <w:t>Signature</w:t>
+            </w:r>
+          </w:p>
+        </w:tc>
+      </w:tr>
+      <w:tr>
+        <w:tc>
+          <w:tcPr>
+            <w:tcW w:w="5760" w:type="dxa"/>
+          </w:tcPr>
+          <w:p>
+            <w:pPr>
+              <w:jc w:val="center"/>
+              <w:rPr>
+                <w:rFonts w:ascii="Trebuchet MS" w:eastAsia="Times New Roman" w:hAnsi="Trebuchet MS" w:cs="Times New Roman"/>
+                <w:b/>
+                <w:bCs/>
                 <w:sz w:val="20"/>
                 <w:szCs w:val="20"/>
               </w:rPr>
             </w:pPr>
-            <w:r>
+          </w:p>
+        </w:tc>
+        <w:tc>
+          <w:tcPr>
+            <w:tcW w:w="3595" w:type="dxa"/>
+          </w:tcPr>
+          <w:p>
+            <w:pPr>
+              <w:jc w:val="center"/>
               <w:rPr>
                 <w:rFonts w:eastAsia="Times New Roman" w:cstheme="minorHAnsi"/>
                 <w:b/>
@@ -1920,8 +1959,7 @@
                 <w:sz w:val="20"/>
                 <w:szCs w:val="20"/>
               </w:rPr>
-              <w:t>Signature</w:t>
-            </w:r>
+            </w:pPr>
           </w:p>
         </w:tc>
       </w:tr>
@@ -1949,41 +1987,7 @@
           </w:tcPr>
           <w:p>
             <w:pPr>
-              <w:rPr>
-                <w:rFonts w:eastAsia="Times New Roman" w:cstheme="minorHAnsi"/>
-                <w:b/>
-                <w:bCs/>
-                <w:sz w:val="20"/>
-                <w:szCs w:val="20"/>
-              </w:rPr>
-            </w:pPr>
-          </w:p>
-        </w:tc>
-      </w:tr>
-      <w:tr>
-        <w:tc>
-          <w:tcPr>
-            <w:tcW w:w="5760" w:type="dxa"/>
-          </w:tcPr>
-          <w:p>
-            <w:pPr>
               <w:jc w:val="center"/>
-              <w:rPr>
-                <w:rFonts w:ascii="Trebuchet MS" w:eastAsia="Times New Roman" w:hAnsi="Trebuchet MS" w:cs="Times New Roman"/>
-                <w:b/>
-                <w:bCs/>
-                <w:sz w:val="20"/>
-                <w:szCs w:val="20"/>
-              </w:rPr>
-            </w:pPr>
-          </w:p>
-        </w:tc>
-        <w:tc>
-          <w:tcPr>
-            <w:tcW w:w="3595" w:type="dxa"/>
-          </w:tcPr>
-          <w:p>
-            <w:pPr>
               <w:rPr>
                 <w:rFonts w:eastAsia="Times New Roman" w:cstheme="minorHAnsi"/>
                 <w:b/>
